--- a/7-技术管理/运行记录类文件/070201-2025年运维研发规划.docx
+++ b/7-技术管理/运行记录类文件/070201-2025年运维研发规划.docx
@@ -3191,7 +3191,7 @@
               <w:pStyle w:val="29"/>
               <w:widowControl w:val="0"/>
               <w:ind w:left="0" w:leftChars="0" w:firstLine="0" w:firstLineChars="0"/>
-              <w:jc w:val="center"/>
+              <w:jc w:val="both"/>
               <w:rPr>
                 <w:rFonts w:hint="default"/>
                 <w:vertAlign w:val="baseline"/>
@@ -5750,9 +5750,9 @@
           <w:lang w:val="en-US" w:eastAsia="zh-CN"/>
         </w:rPr>
       </w:pPr>
-      <w:bookmarkStart w:id="10" w:name="bookmark14"/>
+      <w:bookmarkStart w:id="10" w:name="bookmark3"/>
       <w:bookmarkEnd w:id="10"/>
-      <w:bookmarkStart w:id="11" w:name="bookmark3"/>
+      <w:bookmarkStart w:id="11" w:name="bookmark14"/>
       <w:bookmarkEnd w:id="11"/>
       <w:r>
         <w:rPr>
@@ -6355,16 +6355,7 @@
           <w:rFonts w:hint="eastAsia"/>
           <w:lang w:val="en-US" w:eastAsia="zh-CN"/>
         </w:rPr>
-        <w:t>本年度预计投入到禅道项目管理系统升级项目中经费为27万元，具体分布如表</w:t>
-      </w:r>
-      <w:bookmarkStart w:id="15" w:name="_GoBack"/>
-      <w:bookmarkEnd w:id="15"/>
-      <w:r>
-        <w:rPr>
-          <w:rFonts w:hint="eastAsia"/>
-          <w:lang w:val="en-US" w:eastAsia="zh-CN"/>
-        </w:rPr>
-        <w:t>5-1所示</w:t>
+        <w:t>本年度预计投入到禅道项目管理系统升级项目中经费为27万元，具体分布如表5-1所示</w:t>
       </w:r>
     </w:p>
     <w:p>
@@ -6930,7 +6921,12 @@
         </w:rPr>
       </w:pPr>
       <w:r>
-        <w:t>在技术浪潮迅猛发展的当下，持续与深度学习已不再是个人选择，而是研发部保持核心竞争力的战略基石。我们倡导一种“学以致用、用以促学”的团队文化，鼓励每位成员不仅深耕自身技术领域，更要积极拥抱像AI集成、云原生、开发效能等前沿趋势。部门将通过组织技术分享、代码评审、专题攻关和外部新知引入等形式，系统化地构建知识体系与实战能力，旨在将学习成果直接转化为更高的工作自动化水平、更优雅的系统架构设计以及更快速的产品交付能力，最终共同推动团队技术实力与创新效率的全面提升。</w:t>
+        <w:t>在技术浪潮迅猛发展的当下，持续与深度学习已不再是个人选择，而是研发部保持核心竞争力的战略基石。我们倡导一种“学以致用、用以促学”的团队文化，鼓励每位成员不仅深耕自身技术领域，更要积极拥抱像AI集成、云原生、开发效能等前沿趋势。部门将通过组织技术分享、代码评审、专题攻关和外部新知引入等形式，系统化地构建知识体系与实战能力，旨在将学习成果直接转化为更高的工作自动化水平、更优雅的系统架构设计以及更快速的产品交付能力，最终共同推动团队技术实力与创新</w:t>
+      </w:r>
+      <w:bookmarkStart w:id="15" w:name="_GoBack"/>
+      <w:bookmarkEnd w:id="15"/>
+      <w:r>
+        <w:t>效率的全面提升。</w:t>
       </w:r>
     </w:p>
     <w:sectPr>
